--- a/CL2026.docx
+++ b/CL2026.docx
@@ -104,8 +104,8 @@
               </w:rPr>
               <w:t xml:space="preserve">ĐẢNG CỘNG SẢN VIỆT </w:t>
             </w:r>
-            <w:smartTag w:uri="urn:schemas-microsoft-com:office:smarttags" w:element="place">
-              <w:smartTag w:uri="urn:schemas-microsoft-com:office:smarttags" w:element="country-region">
+            <w:smartTag w:uri="urn:schemas-microsoft-com:office:smarttags" w:element="country-region">
+              <w:smartTag w:uri="urn:schemas-microsoft-com:office:smarttags" w:element="place">
                 <w:r>
                   <w:rPr>
                     <w:b/>
@@ -187,7 +187,7 @@
                 </mc:Choice>
                 <mc:Fallback>
                   <w:pict>
-                    <v:line w14:anchorId="0A4C3D8E" id="Line 5" o:spid="_x0000_s1026" style="position:absolute;z-index:251657728;visibility:visible;mso-wrap-style:square;mso-width-percent:0;mso-height-percent:0;mso-wrap-distance-left:9pt;mso-wrap-distance-top:0;mso-wrap-distance-right:9pt;mso-wrap-distance-bottom:0;mso-position-horizontal:absolute;mso-position-horizontal-relative:text;mso-position-vertical:absolute;mso-position-vertical-relative:text;mso-width-percent:0;mso-height-percent:0;mso-width-relative:page;mso-height-relative:page" from="99.65pt,1.8pt" to="288.65pt,1.8pt" o:gfxdata="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"/>
+                    <v:line w14:anchorId="5E38478D" id="Line 5" o:spid="_x0000_s1026" style="position:absolute;z-index:251657728;visibility:visible;mso-wrap-style:square;mso-width-percent:0;mso-height-percent:0;mso-wrap-distance-left:9pt;mso-wrap-distance-top:0;mso-wrap-distance-right:9pt;mso-wrap-distance-bottom:0;mso-position-horizontal:absolute;mso-position-horizontal-relative:text;mso-position-vertical:absolute;mso-position-vertical-relative:text;mso-width-percent:0;mso-height-percent:0;mso-width-relative:page;mso-height-relative:page" from="99.65pt,1.8pt" to="288.65pt,1.8pt" o:gfxdata="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"/>
                   </w:pict>
                 </mc:Fallback>
               </mc:AlternateContent>
@@ -2308,13 +2308,13 @@
               <w:rPr>
                 <w:i/>
               </w:rPr>
-              <w:t xml:space="preserve"> năm 202</w:t>
+              <w:t xml:space="preserve"> năm </w:t>
             </w:r>
             <w:r>
               <w:rPr>
                 <w:i/>
               </w:rPr>
-              <w:t>6</w:t>
+              <w:t>2026</w:t>
             </w:r>
           </w:p>
         </w:tc>
@@ -2669,6 +2669,15 @@
                 <w:b/>
               </w:rPr>
             </w:pPr>
+            <w:r>
+              <w:rPr>
+                <w:b/>
+              </w:rPr>
+              <w:t xml:space="preserve">         </w:t>
+            </w:r>
+            <w:r>
+              <w:t>{{HOTEN}}</w:t>
+            </w:r>
           </w:p>
         </w:tc>
         <w:tc>
